--- a/docs/declaration.docx
+++ b/docs/declaration.docx
@@ -196,27 +196,59 @@
       </w:r>
       <w:r>
         <w:rPr>
+          <w:strike/>
           <w:color w:val="CC0000"/>
         </w:rPr>
         <w:t>一階選訓</w:t>
       </w:r>
       <w:r>
         <w:rPr>
+          <w:strike/>
           <w:color w:val="CC0000"/>
         </w:rPr>
         <w:t xml:space="preserve"> 6/7–6/13</w:t>
       </w:r>
       <w:r>
         <w:rPr>
+          <w:strike/>
           <w:color w:val="CC0000"/>
         </w:rPr>
         <w:t>、二階選訓</w:t>
       </w:r>
       <w:r>
         <w:rPr>
+          <w:strike/>
           <w:color w:val="CC0000"/>
         </w:rPr>
         <w:t xml:space="preserve"> 7/6–7/10</w:t>
+      </w:r>
+      <w:r>
+        <w:rPr>
+          <w:rFonts w:hint="eastAsia"/>
+          <w:color w:val="CC0000"/>
+        </w:rPr>
+        <w:t xml:space="preserve"> </w:t>
+      </w:r>
+      <w:r>
+        <w:rPr>
+          <w:rFonts w:hint="eastAsia"/>
+          <w:color w:val="CC0000"/>
+        </w:rPr>
+        <w:t>一二階選訓皆於</w:t>
+      </w:r>
+      <w:r>
+        <w:rPr>
+          <w:rFonts w:hint="eastAsia"/>
+          <w:color w:val="CC0000"/>
+        </w:rPr>
+        <w:t>7</w:t>
+      </w:r>
+      <w:r>
+        <w:rPr>
+          <w:rFonts w:hint="eastAsia"/>
+          <w:color w:val="CC0000"/>
+        </w:rPr>
+        <w:t>月</w:t>
       </w:r>
       <w:r>
         <w:rPr>
@@ -290,12 +322,6 @@
         <w:gridCol w:w="4513"/>
       </w:tblGrid>
       <w:tr>
-        <w:tblPrEx>
-          <w:tblCellMar>
-            <w:top w:w="0" w:type="dxa"/>
-            <w:bottom w:w="0" w:type="dxa"/>
-          </w:tblCellMar>
-        </w:tblPrEx>
         <w:tc>
           <w:tcPr>
             <w:tcW w:w="4513" w:type="dxa"/>
@@ -354,12 +380,6 @@
         </w:tc>
       </w:tr>
       <w:tr>
-        <w:tblPrEx>
-          <w:tblCellMar>
-            <w:top w:w="0" w:type="dxa"/>
-            <w:bottom w:w="0" w:type="dxa"/>
-          </w:tblCellMar>
-        </w:tblPrEx>
         <w:tc>
           <w:tcPr>
             <w:tcW w:w="4513" w:type="dxa"/>
@@ -424,12 +444,6 @@
         </w:tc>
       </w:tr>
       <w:tr>
-        <w:tblPrEx>
-          <w:tblCellMar>
-            <w:top w:w="0" w:type="dxa"/>
-            <w:bottom w:w="0" w:type="dxa"/>
-          </w:tblCellMar>
-        </w:tblPrEx>
         <w:tc>
           <w:tcPr>
             <w:tcW w:w="9026" w:type="dxa"/>
@@ -530,12 +544,6 @@
         <w:gridCol w:w="2000"/>
       </w:tblGrid>
       <w:tr>
-        <w:tblPrEx>
-          <w:tblCellMar>
-            <w:top w:w="0" w:type="dxa"/>
-            <w:bottom w:w="0" w:type="dxa"/>
-          </w:tblCellMar>
-        </w:tblPrEx>
         <w:trPr>
           <w:tblHeader/>
         </w:trPr>
@@ -717,12 +725,6 @@
         </w:tc>
       </w:tr>
       <w:tr>
-        <w:tblPrEx>
-          <w:tblCellMar>
-            <w:top w:w="0" w:type="dxa"/>
-            <w:bottom w:w="0" w:type="dxa"/>
-          </w:tblCellMar>
-        </w:tblPrEx>
         <w:tc>
           <w:tcPr>
             <w:tcW w:w="2700" w:type="dxa"/>
@@ -1002,12 +1004,6 @@
         <w:gridCol w:w="2006"/>
       </w:tblGrid>
       <w:tr>
-        <w:tblPrEx>
-          <w:tblCellMar>
-            <w:top w:w="0" w:type="dxa"/>
-            <w:bottom w:w="0" w:type="dxa"/>
-          </w:tblCellMar>
-        </w:tblPrEx>
         <w:trPr>
           <w:tblHeader/>
         </w:trPr>
@@ -1170,12 +1166,6 @@
         </w:tc>
       </w:tr>
       <w:tr>
-        <w:tblPrEx>
-          <w:tblCellMar>
-            <w:top w:w="0" w:type="dxa"/>
-            <w:bottom w:w="0" w:type="dxa"/>
-          </w:tblCellMar>
-        </w:tblPrEx>
         <w:tc>
           <w:tcPr>
             <w:tcW w:w="3720" w:type="dxa"/>
@@ -1700,12 +1690,6 @@
         <w:gridCol w:w="2742"/>
       </w:tblGrid>
       <w:tr>
-        <w:tblPrEx>
-          <w:tblCellMar>
-            <w:top w:w="0" w:type="dxa"/>
-            <w:bottom w:w="0" w:type="dxa"/>
-          </w:tblCellMar>
-        </w:tblPrEx>
         <w:trPr>
           <w:tblHeader/>
         </w:trPr>
@@ -1857,12 +1841,6 @@
         </w:tc>
       </w:tr>
       <w:tr>
-        <w:tblPrEx>
-          <w:tblCellMar>
-            <w:top w:w="0" w:type="dxa"/>
-            <w:bottom w:w="0" w:type="dxa"/>
-          </w:tblCellMar>
-        </w:tblPrEx>
         <w:tc>
           <w:tcPr>
             <w:tcW w:w="800" w:type="dxa"/>
@@ -1974,12 +1952,6 @@
         </w:tc>
       </w:tr>
       <w:tr>
-        <w:tblPrEx>
-          <w:tblCellMar>
-            <w:top w:w="0" w:type="dxa"/>
-            <w:bottom w:w="0" w:type="dxa"/>
-          </w:tblCellMar>
-        </w:tblPrEx>
         <w:tc>
           <w:tcPr>
             <w:tcW w:w="800" w:type="dxa"/>
@@ -2091,12 +2063,6 @@
         </w:tc>
       </w:tr>
       <w:tr>
-        <w:tblPrEx>
-          <w:tblCellMar>
-            <w:top w:w="0" w:type="dxa"/>
-            <w:bottom w:w="0" w:type="dxa"/>
-          </w:tblCellMar>
-        </w:tblPrEx>
         <w:tc>
           <w:tcPr>
             <w:tcW w:w="800" w:type="dxa"/>
@@ -2208,12 +2174,6 @@
         </w:tc>
       </w:tr>
       <w:tr>
-        <w:tblPrEx>
-          <w:tblCellMar>
-            <w:top w:w="0" w:type="dxa"/>
-            <w:bottom w:w="0" w:type="dxa"/>
-          </w:tblCellMar>
-        </w:tblPrEx>
         <w:tc>
           <w:tcPr>
             <w:tcW w:w="800" w:type="dxa"/>
@@ -2325,12 +2285,6 @@
         </w:tc>
       </w:tr>
       <w:tr>
-        <w:tblPrEx>
-          <w:tblCellMar>
-            <w:top w:w="0" w:type="dxa"/>
-            <w:bottom w:w="0" w:type="dxa"/>
-          </w:tblCellMar>
-        </w:tblPrEx>
         <w:tc>
           <w:tcPr>
             <w:tcW w:w="800" w:type="dxa"/>
@@ -2573,12 +2527,6 @@
         <w:gridCol w:w="8426"/>
       </w:tblGrid>
       <w:tr>
-        <w:tblPrEx>
-          <w:tblCellMar>
-            <w:top w:w="0" w:type="dxa"/>
-            <w:bottom w:w="0" w:type="dxa"/>
-          </w:tblCellMar>
-        </w:tblPrEx>
         <w:trPr>
           <w:tblHeader/>
         </w:trPr>
@@ -2645,12 +2593,6 @@
         </w:tc>
       </w:tr>
       <w:tr>
-        <w:tblPrEx>
-          <w:tblCellMar>
-            <w:top w:w="0" w:type="dxa"/>
-            <w:bottom w:w="0" w:type="dxa"/>
-          </w:tblCellMar>
-        </w:tblPrEx>
         <w:tc>
           <w:tcPr>
             <w:tcW w:w="600" w:type="dxa"/>
@@ -2720,12 +2662,6 @@
         </w:tc>
       </w:tr>
       <w:tr>
-        <w:tblPrEx>
-          <w:tblCellMar>
-            <w:top w:w="0" w:type="dxa"/>
-            <w:bottom w:w="0" w:type="dxa"/>
-          </w:tblCellMar>
-        </w:tblPrEx>
         <w:tc>
           <w:tcPr>
             <w:tcW w:w="600" w:type="dxa"/>
@@ -2811,12 +2747,6 @@
         </w:tc>
       </w:tr>
       <w:tr>
-        <w:tblPrEx>
-          <w:tblCellMar>
-            <w:top w:w="0" w:type="dxa"/>
-            <w:bottom w:w="0" w:type="dxa"/>
-          </w:tblCellMar>
-        </w:tblPrEx>
         <w:tc>
           <w:tcPr>
             <w:tcW w:w="600" w:type="dxa"/>
@@ -2939,12 +2869,6 @@
         <w:gridCol w:w="4513"/>
       </w:tblGrid>
       <w:tr>
-        <w:tblPrEx>
-          <w:tblCellMar>
-            <w:top w:w="0" w:type="dxa"/>
-            <w:bottom w:w="0" w:type="dxa"/>
-          </w:tblCellMar>
-        </w:tblPrEx>
         <w:tc>
           <w:tcPr>
             <w:tcW w:w="4513" w:type="dxa"/>
